--- a/MinorProjectReport.docx
+++ b/MinorProjectReport.docx
@@ -334,7 +334,14 @@
                 <w:sz w:val="28"/>
                 <w:szCs w:val="36"/>
               </w:rPr>
-              <w:t>13</w:t>
+              <w:t>1</w:t>
+            </w:r>
+            <w:r>
+              <w:rPr>
+                <w:sz w:val="28"/>
+                <w:szCs w:val="36"/>
+              </w:rPr>
+              <w:t>7</w:t>
             </w:r>
             <w:r>
               <w:rPr>
@@ -575,7 +582,7 @@
                 <w:sz w:val="24"/>
                 <w:szCs w:val="36"/>
               </w:rPr>
-              <w:t>40</w:t>
+              <w:t>36</w:t>
             </w:r>
           </w:p>
         </w:tc>
@@ -623,7 +630,7 @@
                 <w:sz w:val="24"/>
                 <w:szCs w:val="36"/>
               </w:rPr>
-              <w:t>40</w:t>
+              <w:t>36</w:t>
             </w:r>
           </w:p>
         </w:tc>
@@ -774,7 +781,21 @@
                 <w:sz w:val="24"/>
                 <w:szCs w:val="36"/>
               </w:rPr>
-              <w:t>452.25 min/day</w:t>
+              <w:t>45</w:t>
+            </w:r>
+            <w:r>
+              <w:rPr>
+                <w:sz w:val="24"/>
+                <w:szCs w:val="36"/>
+              </w:rPr>
+              <w:t>0.83</w:t>
+            </w:r>
+            <w:r>
+              <w:rPr>
+                <w:sz w:val="24"/>
+                <w:szCs w:val="36"/>
+              </w:rPr>
+              <w:t xml:space="preserve"> min/day</w:t>
             </w:r>
           </w:p>
         </w:tc>
@@ -829,7 +850,14 @@
                 <w:sz w:val="24"/>
                 <w:szCs w:val="36"/>
               </w:rPr>
-              <w:t>42.50 min/day</w:t>
+              <w:t>37.08</w:t>
+            </w:r>
+            <w:r>
+              <w:rPr>
+                <w:sz w:val="24"/>
+                <w:szCs w:val="36"/>
+              </w:rPr>
+              <w:t xml:space="preserve"> min/day</w:t>
             </w:r>
           </w:p>
         </w:tc>
@@ -884,7 +912,21 @@
                 <w:sz w:val="24"/>
                 <w:szCs w:val="36"/>
               </w:rPr>
-              <w:t>135.00 min/day</w:t>
+              <w:t>1</w:t>
+            </w:r>
+            <w:r>
+              <w:rPr>
+                <w:sz w:val="24"/>
+                <w:szCs w:val="36"/>
+              </w:rPr>
+              <w:t>19.58</w:t>
+            </w:r>
+            <w:r>
+              <w:rPr>
+                <w:sz w:val="24"/>
+                <w:szCs w:val="36"/>
+              </w:rPr>
+              <w:t xml:space="preserve"> min/day</w:t>
             </w:r>
           </w:p>
         </w:tc>
@@ -939,7 +981,35 @@
                 <w:sz w:val="24"/>
                 <w:szCs w:val="36"/>
               </w:rPr>
-              <w:t>112.50 min/day</w:t>
+              <w:t>1</w:t>
+            </w:r>
+            <w:r>
+              <w:rPr>
+                <w:sz w:val="24"/>
+                <w:szCs w:val="36"/>
+              </w:rPr>
+              <w:t>06</w:t>
+            </w:r>
+            <w:r>
+              <w:rPr>
+                <w:sz w:val="24"/>
+                <w:szCs w:val="36"/>
+              </w:rPr>
+              <w:t>.</w:t>
+            </w:r>
+            <w:r>
+              <w:rPr>
+                <w:sz w:val="24"/>
+                <w:szCs w:val="36"/>
+              </w:rPr>
+              <w:t>67</w:t>
+            </w:r>
+            <w:r>
+              <w:rPr>
+                <w:sz w:val="24"/>
+                <w:szCs w:val="36"/>
+              </w:rPr>
+              <w:t xml:space="preserve"> min/day</w:t>
             </w:r>
           </w:p>
         </w:tc>
@@ -994,7 +1064,35 @@
                 <w:sz w:val="24"/>
                 <w:szCs w:val="36"/>
               </w:rPr>
-              <w:t>191.25 min/day</w:t>
+              <w:t>19</w:t>
+            </w:r>
+            <w:r>
+              <w:rPr>
+                <w:sz w:val="24"/>
+                <w:szCs w:val="36"/>
+              </w:rPr>
+              <w:t>4</w:t>
+            </w:r>
+            <w:r>
+              <w:rPr>
+                <w:sz w:val="24"/>
+                <w:szCs w:val="36"/>
+              </w:rPr>
+              <w:t>.</w:t>
+            </w:r>
+            <w:r>
+              <w:rPr>
+                <w:sz w:val="24"/>
+                <w:szCs w:val="36"/>
+              </w:rPr>
+              <w:t>44</w:t>
+            </w:r>
+            <w:r>
+              <w:rPr>
+                <w:sz w:val="24"/>
+                <w:szCs w:val="36"/>
+              </w:rPr>
+              <w:t xml:space="preserve"> min/day</w:t>
             </w:r>
           </w:p>
         </w:tc>
@@ -1049,7 +1147,28 @@
                 <w:sz w:val="24"/>
                 <w:szCs w:val="36"/>
               </w:rPr>
-              <w:t>201.75 min/day</w:t>
+              <w:t>191</w:t>
+            </w:r>
+            <w:r>
+              <w:rPr>
+                <w:sz w:val="24"/>
+                <w:szCs w:val="36"/>
+              </w:rPr>
+              <w:t>.</w:t>
+            </w:r>
+            <w:r>
+              <w:rPr>
+                <w:sz w:val="24"/>
+                <w:szCs w:val="36"/>
+              </w:rPr>
+              <w:t>67</w:t>
+            </w:r>
+            <w:r>
+              <w:rPr>
+                <w:sz w:val="24"/>
+                <w:szCs w:val="36"/>
+              </w:rPr>
+              <w:t xml:space="preserve"> min/day</w:t>
             </w:r>
           </w:p>
         </w:tc>
@@ -1118,7 +1237,35 @@
                 <w:sz w:val="24"/>
                 <w:szCs w:val="36"/>
               </w:rPr>
-              <w:t>304.75 min/day</w:t>
+              <w:t>3</w:t>
+            </w:r>
+            <w:r>
+              <w:rPr>
+                <w:sz w:val="24"/>
+                <w:szCs w:val="36"/>
+              </w:rPr>
+              <w:t>39</w:t>
+            </w:r>
+            <w:r>
+              <w:rPr>
+                <w:sz w:val="24"/>
+                <w:szCs w:val="36"/>
+              </w:rPr>
+              <w:t>.7</w:t>
+            </w:r>
+            <w:r>
+              <w:rPr>
+                <w:sz w:val="24"/>
+                <w:szCs w:val="36"/>
+              </w:rPr>
+              <w:t>2</w:t>
+            </w:r>
+            <w:r>
+              <w:rPr>
+                <w:sz w:val="24"/>
+                <w:szCs w:val="36"/>
+              </w:rPr>
+              <w:t xml:space="preserve"> min/day</w:t>
             </w:r>
           </w:p>
         </w:tc>
@@ -1343,7 +1490,23 @@
                 <w:sz w:val="22"/>
                 <w:szCs w:val="28"/>
               </w:rPr>
-              <w:t xml:space="preserve"> 0.15(TPI) + 0.20(AAI) + 0.15(PhAI) + 0.20(SRI) + 0.15(TUI) + 0.10(EI) + 0.05(DCI)</w:t>
+              <w:t xml:space="preserve"> 0.15(TPI) + 0.20(AAI) + 0.15(</w:t>
+            </w:r>
+            <w:proofErr w:type="spellStart"/>
+            <w:r>
+              <w:rPr>
+                <w:sz w:val="22"/>
+                <w:szCs w:val="28"/>
+              </w:rPr>
+              <w:t>PhAI</w:t>
+            </w:r>
+            <w:proofErr w:type="spellEnd"/>
+            <w:r>
+              <w:rPr>
+                <w:sz w:val="22"/>
+                <w:szCs w:val="28"/>
+              </w:rPr>
+              <w:t>) + 0.20(SRI) + 0.15(TUI) + 0.10(EI) + 0.05(DCI)</w:t>
             </w:r>
           </w:p>
         </w:tc>
@@ -1363,7 +1526,28 @@
                 <w:sz w:val="22"/>
                 <w:szCs w:val="28"/>
               </w:rPr>
-              <w:t>354.57</w:t>
+              <w:t>3</w:t>
+            </w:r>
+            <w:r>
+              <w:rPr>
+                <w:sz w:val="22"/>
+                <w:szCs w:val="28"/>
+              </w:rPr>
+              <w:t>4</w:t>
+            </w:r>
+            <w:r>
+              <w:rPr>
+                <w:sz w:val="22"/>
+                <w:szCs w:val="28"/>
+              </w:rPr>
+              <w:t>4.</w:t>
+            </w:r>
+            <w:r>
+              <w:rPr>
+                <w:sz w:val="22"/>
+                <w:szCs w:val="28"/>
+              </w:rPr>
+              <w:t>91</w:t>
             </w:r>
           </w:p>
         </w:tc>
@@ -1478,14 +1662,21 @@
                 <w:sz w:val="22"/>
                 <w:szCs w:val="28"/>
               </w:rPr>
-              <w:t>112.50</w:t>
+              <w:t>106.67</w:t>
             </w:r>
             <w:r>
               <w:rPr>
                 <w:sz w:val="22"/>
                 <w:szCs w:val="28"/>
               </w:rPr>
-              <w:t xml:space="preserve"> min/day</w:t>
+              <w:t xml:space="preserve"> </w:t>
+            </w:r>
+            <w:r>
+              <w:rPr>
+                <w:sz w:val="22"/>
+                <w:szCs w:val="28"/>
+              </w:rPr>
+              <w:t>min/day</w:t>
             </w:r>
           </w:p>
         </w:tc>
@@ -1600,7 +1791,14 @@
                 <w:sz w:val="22"/>
                 <w:szCs w:val="28"/>
               </w:rPr>
-              <w:t>326.25 min/day</w:t>
+              <w:t xml:space="preserve">314.03 </w:t>
+            </w:r>
+            <w:r>
+              <w:rPr>
+                <w:sz w:val="22"/>
+                <w:szCs w:val="28"/>
+              </w:rPr>
+              <w:t>min/day</w:t>
             </w:r>
           </w:p>
         </w:tc>
@@ -1643,6 +1841,7 @@
                 <w:szCs w:val="28"/>
               </w:rPr>
             </w:pPr>
+            <w:proofErr w:type="spellStart"/>
             <w:r>
               <w:rPr>
                 <w:b/>
@@ -1652,6 +1851,7 @@
               </w:rPr>
               <w:t>PhAI</w:t>
             </w:r>
+            <w:proofErr w:type="spellEnd"/>
           </w:p>
         </w:tc>
         <w:tc>
@@ -1665,6 +1865,7 @@
                 <w:szCs w:val="28"/>
               </w:rPr>
             </w:pPr>
+            <w:proofErr w:type="spellStart"/>
             <w:r>
               <w:rPr>
                 <w:b/>
@@ -1672,7 +1873,17 @@
                 <w:sz w:val="22"/>
                 <w:szCs w:val="28"/>
               </w:rPr>
-              <w:t>PhAI =</w:t>
+              <w:t>PhAI</w:t>
+            </w:r>
+            <w:proofErr w:type="spellEnd"/>
+            <w:r>
+              <w:rPr>
+                <w:b/>
+                <w:bCs/>
+                <w:sz w:val="22"/>
+                <w:szCs w:val="28"/>
+              </w:rPr>
+              <w:t xml:space="preserve"> =</w:t>
             </w:r>
             <w:r>
               <w:rPr>
@@ -1715,7 +1926,14 @@
                 <w:sz w:val="22"/>
                 <w:szCs w:val="28"/>
               </w:rPr>
-              <w:t>42.50 min/day</w:t>
+              <w:t xml:space="preserve">37.08 </w:t>
+            </w:r>
+            <w:r>
+              <w:rPr>
+                <w:sz w:val="22"/>
+                <w:szCs w:val="28"/>
+              </w:rPr>
+              <w:t>min/day</w:t>
             </w:r>
           </w:p>
         </w:tc>
@@ -1830,7 +2048,21 @@
                 <w:sz w:val="22"/>
                 <w:szCs w:val="28"/>
               </w:rPr>
-              <w:t>452.25 min/day</w:t>
+              <w:t>450.83</w:t>
+            </w:r>
+            <w:r>
+              <w:rPr>
+                <w:sz w:val="22"/>
+                <w:szCs w:val="28"/>
+              </w:rPr>
+              <w:t xml:space="preserve"> </w:t>
+            </w:r>
+            <w:r>
+              <w:rPr>
+                <w:sz w:val="22"/>
+                <w:szCs w:val="28"/>
+              </w:rPr>
+              <w:t>min/day</w:t>
             </w:r>
           </w:p>
         </w:tc>
@@ -1945,7 +2177,14 @@
                 <w:sz w:val="22"/>
                 <w:szCs w:val="28"/>
               </w:rPr>
-              <w:t>304.75 min/day</w:t>
+              <w:t xml:space="preserve">339.72 </w:t>
+            </w:r>
+            <w:r>
+              <w:rPr>
+                <w:sz w:val="22"/>
+                <w:szCs w:val="28"/>
+              </w:rPr>
+              <w:t>min/day</w:t>
             </w:r>
           </w:p>
         </w:tc>
@@ -2067,7 +2306,21 @@
                 <w:sz w:val="22"/>
                 <w:szCs w:val="28"/>
               </w:rPr>
-              <w:t>1135.25 min/day</w:t>
+              <w:t>1100.28</w:t>
+            </w:r>
+            <w:r>
+              <w:rPr>
+                <w:sz w:val="22"/>
+                <w:szCs w:val="28"/>
+              </w:rPr>
+              <w:t xml:space="preserve"> </w:t>
+            </w:r>
+            <w:r>
+              <w:rPr>
+                <w:sz w:val="22"/>
+                <w:szCs w:val="28"/>
+              </w:rPr>
+              <w:t>min/day</w:t>
             </w:r>
           </w:p>
         </w:tc>
@@ -2166,7 +2419,21 @@
                 <w:sz w:val="22"/>
                 <w:szCs w:val="28"/>
               </w:rPr>
-              <w:t>3.37 / 5</w:t>
+              <w:t>3.3</w:t>
+            </w:r>
+            <w:r>
+              <w:rPr>
+                <w:sz w:val="22"/>
+                <w:szCs w:val="28"/>
+              </w:rPr>
+              <w:t>4</w:t>
+            </w:r>
+            <w:r>
+              <w:rPr>
+                <w:sz w:val="22"/>
+                <w:szCs w:val="28"/>
+              </w:rPr>
+              <w:t xml:space="preserve"> / 5</w:t>
             </w:r>
           </w:p>
         </w:tc>
@@ -2492,91 +2759,18 @@
             <w:pPr>
               <w:jc w:val="both"/>
               <w:rPr>
-                <w:sz w:val="24"/>
-                <w:szCs w:val="24"/>
+                <w:sz w:val="28"/>
+                <w:szCs w:val="28"/>
                 <w:lang w:val="en-IN"/>
               </w:rPr>
             </w:pPr>
             <w:r>
               <w:rPr>
-                <w:sz w:val="24"/>
-                <w:szCs w:val="24"/>
+                <w:sz w:val="28"/>
+                <w:szCs w:val="28"/>
                 <w:lang w:val="en-IN"/>
               </w:rPr>
-              <w:t xml:space="preserve">On days with </w:t>
-            </w:r>
-            <m:oMath>
-              <m:r>
-                <w:rPr>
-                  <w:rFonts w:ascii="Cambria Math" w:hAnsi="Cambria Math"/>
-                  <w:sz w:val="24"/>
-                  <w:szCs w:val="24"/>
-                  <w:lang w:val="en-IN"/>
-                </w:rPr>
-                <m:t>≥480</m:t>
-              </m:r>
-            </m:oMath>
-            <w:r>
-              <w:rPr>
-                <w:sz w:val="24"/>
-                <w:szCs w:val="24"/>
-                <w:lang w:val="en-IN"/>
-              </w:rPr>
-              <w:t xml:space="preserve"> minutes (8 hours) of sleep (e.g., weekends like Aug 15–16), energy levels were consistently recorded as </w:t>
-            </w:r>
-            <w:r>
-              <w:rPr>
-                <w:b/>
-                <w:bCs/>
-                <w:sz w:val="24"/>
-                <w:szCs w:val="24"/>
-                <w:lang w:val="en-IN"/>
-              </w:rPr>
-              <w:t>High</w:t>
-            </w:r>
-            <w:r>
-              <w:rPr>
-                <w:sz w:val="24"/>
-                <w:szCs w:val="24"/>
-                <w:lang w:val="en-IN"/>
-              </w:rPr>
-              <w:t xml:space="preserve"> or </w:t>
-            </w:r>
-            <w:r>
-              <w:rPr>
-                <w:b/>
-                <w:bCs/>
-                <w:sz w:val="24"/>
-                <w:szCs w:val="24"/>
-                <w:lang w:val="en-IN"/>
-              </w:rPr>
-              <w:t>Medium</w:t>
-            </w:r>
-            <w:r>
-              <w:rPr>
-                <w:sz w:val="24"/>
-                <w:szCs w:val="24"/>
-                <w:lang w:val="en-IN"/>
-              </w:rPr>
-              <w:t xml:space="preserve"> (occurring across 13 days). Conversely, on days where sleep dropped below 430 minutes (~7 hours) due to early morning classes, daily energy frequently plummeted to </w:t>
-            </w:r>
-            <w:r>
-              <w:rPr>
-                <w:b/>
-                <w:bCs/>
-                <w:sz w:val="24"/>
-                <w:szCs w:val="24"/>
-                <w:lang w:val="en-IN"/>
-              </w:rPr>
-              <w:t>Low</w:t>
-            </w:r>
-            <w:r>
-              <w:rPr>
-                <w:sz w:val="24"/>
-                <w:szCs w:val="24"/>
-                <w:lang w:val="en-IN"/>
-              </w:rPr>
-              <w:t>.</w:t>
+              <w:t>11 days with &gt;=8 hrs sleep resulted in High/Medium energy.</w:t>
             </w:r>
           </w:p>
         </w:tc>
@@ -2637,93 +2831,18 @@
             <w:pPr>
               <w:jc w:val="both"/>
               <w:rPr>
-                <w:sz w:val="24"/>
-                <w:szCs w:val="24"/>
+                <w:sz w:val="28"/>
+                <w:szCs w:val="28"/>
                 <w:lang w:val="en-IN"/>
               </w:rPr>
             </w:pPr>
             <w:r>
               <w:rPr>
-                <w:sz w:val="24"/>
-                <w:szCs w:val="24"/>
+                <w:sz w:val="28"/>
+                <w:szCs w:val="28"/>
                 <w:lang w:val="en-IN"/>
               </w:rPr>
-              <w:t xml:space="preserve">On 27 days where independent self-study reached or exceeded 120 minutes (2 hours), daily satisfaction levels consistently rated as </w:t>
-            </w:r>
-            <w:r>
-              <w:rPr>
-                <w:b/>
-                <w:bCs/>
-                <w:sz w:val="24"/>
-                <w:szCs w:val="24"/>
-                <w:lang w:val="en-IN"/>
-              </w:rPr>
-              <w:t>Satisfied</w:t>
-            </w:r>
-            <w:r>
-              <w:rPr>
-                <w:sz w:val="24"/>
-                <w:szCs w:val="24"/>
-                <w:lang w:val="en-IN"/>
-              </w:rPr>
-              <w:t xml:space="preserve"> or </w:t>
-            </w:r>
-            <w:r>
-              <w:rPr>
-                <w:b/>
-                <w:bCs/>
-                <w:sz w:val="24"/>
-                <w:szCs w:val="24"/>
-                <w:lang w:val="en-IN"/>
-              </w:rPr>
-              <w:t>Highly Satisfied</w:t>
-            </w:r>
-            <w:r>
-              <w:rPr>
-                <w:sz w:val="24"/>
-                <w:szCs w:val="24"/>
-                <w:lang w:val="en-IN"/>
-              </w:rPr>
-              <w:t xml:space="preserve">. On days with </w:t>
-            </w:r>
-            <m:oMath>
-              <m:r>
-                <w:rPr>
-                  <w:rFonts w:ascii="Cambria Math" w:hAnsi="Cambria Math"/>
-                  <w:sz w:val="24"/>
-                  <w:szCs w:val="24"/>
-                  <w:lang w:val="en-IN"/>
-                </w:rPr>
-                <m:t>&lt;90</m:t>
-              </m:r>
-            </m:oMath>
-            <w:r>
-              <w:rPr>
-                <w:sz w:val="24"/>
-                <w:szCs w:val="24"/>
-                <w:lang w:val="en-IN"/>
-              </w:rPr>
-              <w:t xml:space="preserve"> minutes of self-study, overall daily satisfaction dropped down to </w:t>
-            </w:r>
-            <w:r>
-              <w:rPr>
-                <w:b/>
-                <w:bCs/>
-                <w:sz w:val="24"/>
-                <w:szCs w:val="24"/>
-                <w:lang w:val="en-IN"/>
-              </w:rPr>
-              <w:t>Neutral</w:t>
-            </w:r>
-            <w:r>
-              <w:rPr>
-                <w:b/>
-                <w:bCs/>
-                <w:sz w:val="24"/>
-                <w:szCs w:val="24"/>
-                <w:lang w:val="en-IN"/>
-              </w:rPr>
-              <w:t>.</w:t>
+              <w:t>10 days with &gt;=2 hrs self-study resulted in Satisfied/Highly Satisfied ratings.</w:t>
             </w:r>
           </w:p>
         </w:tc>
@@ -2784,73 +2903,18 @@
             <w:pPr>
               <w:jc w:val="both"/>
               <w:rPr>
-                <w:sz w:val="24"/>
-                <w:szCs w:val="24"/>
+                <w:sz w:val="28"/>
+                <w:szCs w:val="28"/>
                 <w:lang w:val="en-IN"/>
               </w:rPr>
             </w:pPr>
             <w:r>
               <w:rPr>
-                <w:sz w:val="24"/>
-                <w:szCs w:val="24"/>
+                <w:sz w:val="28"/>
+                <w:szCs w:val="28"/>
                 <w:lang w:val="en-IN"/>
               </w:rPr>
-              <w:t xml:space="preserve">Peak programming focus occurred on 17 days with </w:t>
-            </w:r>
-            <m:oMath>
-              <m:r>
-                <w:rPr>
-                  <w:rFonts w:ascii="Cambria Math" w:hAnsi="Cambria Math"/>
-                  <w:sz w:val="24"/>
-                  <w:szCs w:val="24"/>
-                  <w:lang w:val="en-IN"/>
-                </w:rPr>
-                <m:t>≥100</m:t>
-              </m:r>
-            </m:oMath>
-            <w:r>
-              <w:rPr>
-                <w:sz w:val="24"/>
-                <w:szCs w:val="24"/>
-                <w:lang w:val="en-IN"/>
-              </w:rPr>
-              <w:t xml:space="preserve"> minutes of coding, which directly aligned with </w:t>
-            </w:r>
-            <w:r>
-              <w:rPr>
-                <w:b/>
-                <w:bCs/>
-                <w:sz w:val="24"/>
-                <w:szCs w:val="24"/>
-                <w:lang w:val="en-IN"/>
-              </w:rPr>
-              <w:t>High</w:t>
-            </w:r>
-            <w:r>
-              <w:rPr>
-                <w:sz w:val="24"/>
-                <w:szCs w:val="24"/>
-                <w:lang w:val="en-IN"/>
-              </w:rPr>
-              <w:t xml:space="preserve"> or </w:t>
-            </w:r>
-            <w:r>
-              <w:rPr>
-                <w:b/>
-                <w:bCs/>
-                <w:sz w:val="24"/>
-                <w:szCs w:val="24"/>
-                <w:lang w:val="en-IN"/>
-              </w:rPr>
-              <w:t>Medium</w:t>
-            </w:r>
-            <w:r>
-              <w:rPr>
-                <w:sz w:val="24"/>
-                <w:szCs w:val="24"/>
-                <w:lang w:val="en-IN"/>
-              </w:rPr>
-              <w:t xml:space="preserve"> daily energy states. On low-energy days, dedicated coding time dropped significantly.</w:t>
+              <w:t>16 productive coding days (&gt;=100 mins) occurred during High/Medium energy states.</w:t>
             </w:r>
           </w:p>
         </w:tc>
@@ -2911,56 +2975,26 @@
             <w:pPr>
               <w:jc w:val="both"/>
               <w:rPr>
-                <w:sz w:val="24"/>
-                <w:szCs w:val="24"/>
+                <w:sz w:val="28"/>
+                <w:szCs w:val="28"/>
                 <w:lang w:val="en-IN"/>
               </w:rPr>
             </w:pPr>
             <w:r>
               <w:rPr>
-                <w:sz w:val="24"/>
-                <w:szCs w:val="24"/>
+                <w:sz w:val="28"/>
+                <w:szCs w:val="28"/>
                 <w:lang w:val="en-IN"/>
               </w:rPr>
-              <w:t>On 28 days with a manageable class duration (</w:t>
-            </w:r>
-            <m:oMath>
-              <m:r>
-                <w:rPr>
-                  <w:rFonts w:ascii="Cambria Math" w:hAnsi="Cambria Math"/>
-                  <w:sz w:val="24"/>
-                  <w:szCs w:val="24"/>
-                  <w:lang w:val="en-IN"/>
-                </w:rPr>
-                <m:t>≤250</m:t>
-              </m:r>
-            </m:oMath>
-            <w:r>
-              <w:rPr>
-                <w:sz w:val="24"/>
-                <w:szCs w:val="24"/>
+              <w:t>26 days with moderate class time (&lt;=250 mins) allowed &gt;=250 mins of free time</w:t>
+            </w:r>
+            <w:r>
+              <w:rPr>
+                <w:sz w:val="28"/>
+                <w:szCs w:val="28"/>
                 <w:lang w:val="en-IN"/>
               </w:rPr>
-              <w:t xml:space="preserve"> minutes), free/unaccounted time remained balanced at </w:t>
-            </w:r>
-            <m:oMath>
-              <m:r>
-                <w:rPr>
-                  <w:rFonts w:ascii="Cambria Math" w:hAnsi="Cambria Math"/>
-                  <w:sz w:val="24"/>
-                  <w:szCs w:val="24"/>
-                  <w:lang w:val="en-IN"/>
-                </w:rPr>
-                <m:t>≥250</m:t>
-              </m:r>
-            </m:oMath>
-            <w:r>
-              <w:rPr>
-                <w:sz w:val="24"/>
-                <w:szCs w:val="24"/>
-                <w:lang w:val="en-IN"/>
-              </w:rPr>
-              <w:t xml:space="preserve"> minutes. Heavy class days (300–350 minutes) directly compressed available free time down to ~250 minutes.</w:t>
+              <w:t>.</w:t>
             </w:r>
           </w:p>
         </w:tc>
@@ -3021,109 +3055,18 @@
             <w:pPr>
               <w:jc w:val="both"/>
               <w:rPr>
-                <w:sz w:val="24"/>
-                <w:szCs w:val="24"/>
+                <w:sz w:val="28"/>
+                <w:szCs w:val="28"/>
                 <w:lang w:val="en-IN"/>
               </w:rPr>
             </w:pPr>
             <w:r>
               <w:rPr>
-                <w:sz w:val="24"/>
-                <w:szCs w:val="24"/>
+                <w:sz w:val="28"/>
+                <w:szCs w:val="28"/>
                 <w:lang w:val="en-IN"/>
               </w:rPr>
-              <w:t xml:space="preserve">On 28 days where physical workout/fitness time reached </w:t>
-            </w:r>
-            <m:oMath>
-              <m:r>
-                <w:rPr>
-                  <w:rFonts w:ascii="Cambria Math" w:hAnsi="Cambria Math"/>
-                  <w:sz w:val="24"/>
-                  <w:szCs w:val="24"/>
-                  <w:lang w:val="en-IN"/>
-                </w:rPr>
-                <m:t>≥30</m:t>
-              </m:r>
-            </m:oMath>
-            <w:r>
-              <w:rPr>
-                <w:sz w:val="24"/>
-                <w:szCs w:val="24"/>
-                <w:lang w:val="en-IN"/>
-              </w:rPr>
-              <w:t xml:space="preserve"> minutes, qualitative day feeling ratings consistently recorded positive outcomes such as </w:t>
-            </w:r>
-            <w:r>
-              <w:rPr>
-                <w:b/>
-                <w:bCs/>
-                <w:sz w:val="24"/>
-                <w:szCs w:val="24"/>
-                <w:lang w:val="en-IN"/>
-              </w:rPr>
-              <w:t>Refreshed</w:t>
-            </w:r>
-            <w:r>
-              <w:rPr>
-                <w:sz w:val="24"/>
-                <w:szCs w:val="24"/>
-                <w:lang w:val="en-IN"/>
-              </w:rPr>
-              <w:t xml:space="preserve">, </w:t>
-            </w:r>
-            <w:r>
-              <w:rPr>
-                <w:b/>
-                <w:bCs/>
-                <w:sz w:val="24"/>
-                <w:szCs w:val="24"/>
-                <w:lang w:val="en-IN"/>
-              </w:rPr>
-              <w:t>Energetic</w:t>
-            </w:r>
-            <w:r>
-              <w:rPr>
-                <w:sz w:val="24"/>
-                <w:szCs w:val="24"/>
-                <w:lang w:val="en-IN"/>
-              </w:rPr>
-              <w:t xml:space="preserve">, </w:t>
-            </w:r>
-            <w:r>
-              <w:rPr>
-                <w:b/>
-                <w:bCs/>
-                <w:sz w:val="24"/>
-                <w:szCs w:val="24"/>
-                <w:lang w:val="en-IN"/>
-              </w:rPr>
-              <w:t>Productive</w:t>
-            </w:r>
-            <w:r>
-              <w:rPr>
-                <w:sz w:val="24"/>
-                <w:szCs w:val="24"/>
-                <w:lang w:val="en-IN"/>
-              </w:rPr>
-              <w:t xml:space="preserve">, or </w:t>
-            </w:r>
-            <w:r>
-              <w:rPr>
-                <w:b/>
-                <w:bCs/>
-                <w:sz w:val="24"/>
-                <w:szCs w:val="24"/>
-                <w:lang w:val="en-IN"/>
-              </w:rPr>
-              <w:t>Good</w:t>
-            </w:r>
-            <w:r>
-              <w:rPr>
-                <w:sz w:val="24"/>
-                <w:szCs w:val="24"/>
-                <w:lang w:val="en-IN"/>
-              </w:rPr>
-              <w:t>.</w:t>
+              <w:t>18 days with &gt;=30 mins fitness time correlated with positive day feeling ratings.</w:t>
             </w:r>
           </w:p>
         </w:tc>
@@ -3184,17 +3127,7 @@
           <w:u w:val="thick"/>
           <w:lang w:val="en-IN"/>
         </w:rPr>
-        <w:t xml:space="preserve">Analysing my 40-day activity tracking record from August 13 to September 21, 2026, reveals clear insights into my academic commitment, personal habits, and daily well-being. With a 100% Data Continuity Index (DCI) across all 40 expected days, my log demonstrates strong consistency and </w:t>
-      </w:r>
-      <w:r>
-        <w:rPr>
-          <w:sz w:val="24"/>
-          <w:szCs w:val="24"/>
-          <w:u w:val="thick"/>
-          <w:lang w:val="en-IN"/>
-        </w:rPr>
-        <w:lastRenderedPageBreak/>
-        <w:t xml:space="preserve">tracking discipline. My primary focus lies in technical and academic engagement, reflected in an Academic Activity Index (AAI) of 326.25 min/day (combining 191.25 min/day of classes and 135.00 min/day of self-study) alongside a Tech Productivity Index (TPI) of 112.50 min/day. </w:t>
+        <w:t xml:space="preserve">Analysing my 40-day activity tracking record from August 13 to September 21, 2026, reveals clear insights into my academic commitment, personal habits, and daily well-being. With a 100% Data Continuity Index (DCI) across all 40 expected days, my log demonstrates strong consistency and tracking discipline. My primary focus lies in technical and academic engagement, reflected in an Academic Activity Index (AAI) of 326.25 min/day (combining 191.25 min/day of classes and 135.00 min/day of self-study) alongside a Tech Productivity Index (TPI) of 112.50 min/day. </w:t>
       </w:r>
     </w:p>
     <w:p>
@@ -3257,6 +3190,7 @@
           <w:u w:val="thick"/>
           <w:lang w:val="en-IN"/>
         </w:rPr>
+        <w:lastRenderedPageBreak/>
         <w:t xml:space="preserve">Based on the empirical findings from my Personal Activity Intelligence Report, I have identified two core areas for lifestyle enhancement: time optimization and physical health. Currently, my </w:t>
       </w:r>
       <w:r>
@@ -3268,7 +3202,19 @@
           <w:u w:val="thick"/>
           <w:lang w:val="en-IN"/>
         </w:rPr>
-        <w:t>Physical Activity Index (P</w:t>
+        <w:t>Physical Activity Index (</w:t>
+      </w:r>
+      <w:proofErr w:type="spellStart"/>
+      <w:r>
+        <w:rPr>
+          <w:b/>
+          <w:bCs/>
+          <w:sz w:val="24"/>
+          <w:szCs w:val="24"/>
+          <w:u w:val="thick"/>
+          <w:lang w:val="en-IN"/>
+        </w:rPr>
+        <w:t>P</w:t>
       </w:r>
       <w:r>
         <w:rPr>
@@ -3290,7 +3236,19 @@
           <w:u w:val="thick"/>
           <w:lang w:val="en-IN"/>
         </w:rPr>
-        <w:t>AI)</w:t>
+        <w:t>AI</w:t>
+      </w:r>
+      <w:proofErr w:type="spellEnd"/>
+      <w:r>
+        <w:rPr>
+          <w:b/>
+          <w:bCs/>
+          <w:sz w:val="24"/>
+          <w:szCs w:val="24"/>
+          <w:u w:val="thick"/>
+          <w:lang w:val="en-IN"/>
+        </w:rPr>
+        <w:t>)</w:t>
       </w:r>
       <w:r>
         <w:rPr>
@@ -4551,6 +4509,7 @@
   <w:style w:type="character" w:default="1" w:styleId="DefaultParagraphFont">
     <w:name w:val="Default Paragraph Font"/>
     <w:uiPriority w:val="1"/>
+    <w:semiHidden/>
     <w:unhideWhenUsed/>
   </w:style>
   <w:style w:type="table" w:default="1" w:styleId="TableNormal">

--- a/MinorProjectReport.docx
+++ b/MinorProjectReport.docx
@@ -440,7 +440,7 @@
                 <w:sz w:val="28"/>
                 <w:szCs w:val="36"/>
               </w:rPr>
-              <w:t>30</w:t>
+              <w:t>4</w:t>
             </w:r>
             <w:r>
               <w:rPr>
@@ -462,7 +462,14 @@
                 <w:sz w:val="28"/>
                 <w:szCs w:val="36"/>
               </w:rPr>
-              <w:t>September 2026</w:t>
+              <w:t>October</w:t>
+            </w:r>
+            <w:r>
+              <w:rPr>
+                <w:sz w:val="28"/>
+                <w:szCs w:val="36"/>
+              </w:rPr>
+              <w:t xml:space="preserve"> 2026</w:t>
             </w:r>
           </w:p>
         </w:tc>
@@ -2986,15 +2993,7 @@
                 <w:szCs w:val="28"/>
                 <w:lang w:val="en-IN"/>
               </w:rPr>
-              <w:t>26 days with moderate class time (&lt;=250 mins) allowed &gt;=250 mins of free time</w:t>
-            </w:r>
-            <w:r>
-              <w:rPr>
-                <w:sz w:val="28"/>
-                <w:szCs w:val="28"/>
-                <w:lang w:val="en-IN"/>
-              </w:rPr>
-              <w:t>.</w:t>
+              <w:t>26 days with moderate class time (&lt;=250 mins) allowed &gt;=250 mins of free time.</w:t>
             </w:r>
           </w:p>
         </w:tc>
@@ -3114,46 +3113,89 @@
       <w:pPr>
         <w:jc w:val="both"/>
         <w:rPr>
+          <w:sz w:val="28"/>
+          <w:szCs w:val="28"/>
+          <w:u w:val="thick"/>
+          <w:lang w:val="en-IN"/>
+        </w:rPr>
+      </w:pPr>
+      <w:r>
+        <w:rPr>
+          <w:sz w:val="28"/>
+          <w:szCs w:val="28"/>
+          <w:u w:val="thick"/>
+          <w:lang w:val="en-IN"/>
+        </w:rPr>
+        <w:t>Analysing</w:t>
+      </w:r>
+      <w:r>
+        <w:rPr>
+          <w:sz w:val="28"/>
+          <w:szCs w:val="28"/>
+          <w:u w:val="thick"/>
+          <w:lang w:val="en-IN"/>
+        </w:rPr>
+        <w:t xml:space="preserve"> the data for 36 days gave me a vivid and realistic picture of my daily routine being an MCA student. On an average basis, I spend more than 3.7 hours per day developing myself technically by dedicating 106.67 minutes to programming and 119.58 minutes to self-study, and 194.44 minutes in attending classes. My analysis of the data shows that there is a direct relationship between my technical activities and the mood that I have throughout the day, since reaching 100 minutes of programming or two hours of study increased my satisfaction rating on 10 to 16 days. My sleep takes 450.83 minutes (7.5 hours) per day, while physical activity takes 37.08 minutes, providing me with sufficient energy and good mood. Unfortunately, numerous classes lead to certain trade-offs and limit my free time greatly.</w:t>
+      </w:r>
+    </w:p>
+    <w:p>
+      <w:pPr>
+        <w:jc w:val="both"/>
+        <w:rPr>
+          <w:b/>
+          <w:bCs/>
           <w:sz w:val="24"/>
           <w:szCs w:val="24"/>
           <w:u w:val="thick"/>
           <w:lang w:val="en-IN"/>
         </w:rPr>
       </w:pPr>
-      <w:r>
+    </w:p>
+    <w:p>
+      <w:pPr>
+        <w:jc w:val="both"/>
         <w:rPr>
+          <w:b/>
+          <w:bCs/>
           <w:sz w:val="24"/>
           <w:szCs w:val="24"/>
           <w:u w:val="thick"/>
           <w:lang w:val="en-IN"/>
         </w:rPr>
-        <w:t xml:space="preserve">Analysing my 40-day activity tracking record from August 13 to September 21, 2026, reveals clear insights into my academic commitment, personal habits, and daily well-being. With a 100% Data Continuity Index (DCI) across all 40 expected days, my log demonstrates strong consistency and tracking discipline. My primary focus lies in technical and academic engagement, reflected in an Academic Activity Index (AAI) of 326.25 min/day (combining 191.25 min/day of classes and 135.00 min/day of self-study) alongside a Tech Productivity Index (TPI) of 112.50 min/day. </w:t>
-      </w:r>
+      </w:pPr>
     </w:p>
     <w:p>
       <w:pPr>
         <w:jc w:val="both"/>
         <w:rPr>
-          <w:sz w:val="24"/>
-          <w:szCs w:val="24"/>
-          <w:u w:val="thick"/>
-        </w:rPr>
-      </w:pPr>
-      <w:r>
-        <w:rPr>
+          <w:b/>
+          <w:bCs/>
           <w:sz w:val="24"/>
           <w:szCs w:val="24"/>
           <w:u w:val="thick"/>
           <w:lang w:val="en-IN"/>
         </w:rPr>
-        <w:t>However, the data highlights a strong dependence between recovery and performance. While my Sleep &amp; Recovery Index (SRI) averages a healthy 452.25 min/day (~7.5 hours), days with sleep deficits directly reduced my energy levels and subjective satisfaction score (averaging an Experience Index of 3.37 / 5). Furthermore, my Activity Balance Index (ABI) shows an average of 304.75 minutes (~5 hours) of unaccounted/free time per day. This proves that while I maintain solid academic productivity, a significant portion of my day remains unorganized.</w:t>
-      </w:r>
+      </w:pPr>
+    </w:p>
+    <w:p>
+      <w:pPr>
+        <w:jc w:val="both"/>
+        <w:rPr>
+          <w:b/>
+          <w:bCs/>
+          <w:sz w:val="24"/>
+          <w:szCs w:val="24"/>
+          <w:u w:val="thick"/>
+          <w:lang w:val="en-IN"/>
+        </w:rPr>
+      </w:pPr>
     </w:p>
     <w:p>
       <w:pPr>
         <w:pStyle w:val="Heading1"/>
       </w:pPr>
       <w:r>
+        <w:lastRenderedPageBreak/>
         <w:t>5. Areas and Ways to Improve My Lifestyle (100–200 words)</w:t>
       </w:r>
     </w:p>
@@ -3175,168 +3217,117 @@
     </w:p>
     <w:p>
       <w:pPr>
+        <w:pStyle w:val="Heading1"/>
         <w:jc w:val="both"/>
         <w:rPr>
-          <w:sz w:val="24"/>
-          <w:szCs w:val="24"/>
+          <w:rFonts w:ascii="Aptos" w:eastAsiaTheme="minorEastAsia" w:hAnsi="Aptos" w:cstheme="minorBidi"/>
+          <w:b w:val="0"/>
+          <w:bCs w:val="0"/>
+          <w:color w:val="auto"/>
           <w:u w:val="thick"/>
           <w:lang w:val="en-IN"/>
         </w:rPr>
       </w:pPr>
       <w:r>
         <w:rPr>
-          <w:sz w:val="24"/>
-          <w:szCs w:val="24"/>
+          <w:rFonts w:ascii="Aptos" w:eastAsiaTheme="minorEastAsia" w:hAnsi="Aptos" w:cstheme="minorBidi"/>
+          <w:b w:val="0"/>
+          <w:bCs w:val="0"/>
+          <w:color w:val="auto"/>
           <w:u w:val="thick"/>
           <w:lang w:val="en-IN"/>
         </w:rPr>
-        <w:lastRenderedPageBreak/>
-        <w:t xml:space="preserve">Based on the empirical findings from my Personal Activity Intelligence Report, I have identified two core areas for lifestyle enhancement: time optimization and physical health. Currently, my </w:t>
-      </w:r>
-      <w:r>
-        <w:rPr>
-          <w:b/>
-          <w:bCs/>
-          <w:sz w:val="24"/>
-          <w:szCs w:val="24"/>
-          <w:u w:val="thick"/>
-          <w:lang w:val="en-IN"/>
-        </w:rPr>
-        <w:t>Physical Activity Index (</w:t>
+        <w:t>Examining my Personal Activity Intelligence the first thing that needs to be worked on is my time and my physical fitness. My current free time, which is not yet used is around 339.72 minutes per day (ABI) whereas my time for activities is only 37.08 minutes per day (</w:t>
       </w:r>
       <w:proofErr w:type="spellStart"/>
       <w:r>
         <w:rPr>
-          <w:b/>
-          <w:bCs/>
-          <w:sz w:val="24"/>
-          <w:szCs w:val="24"/>
+          <w:rFonts w:ascii="Aptos" w:eastAsiaTheme="minorEastAsia" w:hAnsi="Aptos" w:cstheme="minorBidi"/>
+          <w:b w:val="0"/>
+          <w:bCs w:val="0"/>
+          <w:color w:val="auto"/>
           <w:u w:val="thick"/>
           <w:lang w:val="en-IN"/>
         </w:rPr>
-        <w:t>P</w:t>
-      </w:r>
-      <w:r>
-        <w:rPr>
-          <w:b/>
-          <w:bCs/>
-          <w:sz w:val="24"/>
-          <w:szCs w:val="24"/>
-          <w:u w:val="thick"/>
-          <w:lang w:val="en-IN"/>
-        </w:rPr>
-        <w:t>h</w:t>
-      </w:r>
-      <w:r>
-        <w:rPr>
-          <w:b/>
-          <w:bCs/>
-          <w:sz w:val="24"/>
-          <w:szCs w:val="24"/>
-          <w:u w:val="thick"/>
-          <w:lang w:val="en-IN"/>
-        </w:rPr>
-        <w:t>AI</w:t>
+        <w:t>PhAI</w:t>
       </w:r>
       <w:proofErr w:type="spellEnd"/>
       <w:r>
         <w:rPr>
-          <w:b/>
-          <w:bCs/>
-          <w:sz w:val="24"/>
-          <w:szCs w:val="24"/>
+          <w:rFonts w:ascii="Aptos" w:eastAsiaTheme="minorEastAsia" w:hAnsi="Aptos" w:cstheme="minorBidi"/>
+          <w:b w:val="0"/>
+          <w:bCs w:val="0"/>
+          <w:color w:val="auto"/>
           <w:u w:val="thick"/>
           <w:lang w:val="en-IN"/>
         </w:rPr>
-        <w:t>)</w:t>
+        <w:t xml:space="preserve">). In order to create a </w:t>
       </w:r>
       <w:r>
         <w:rPr>
-          <w:sz w:val="24"/>
-          <w:szCs w:val="24"/>
+          <w:rFonts w:ascii="Aptos" w:eastAsiaTheme="minorEastAsia" w:hAnsi="Aptos" w:cstheme="minorBidi"/>
+          <w:b w:val="0"/>
+          <w:bCs w:val="0"/>
+          <w:color w:val="auto"/>
           <w:u w:val="thick"/>
           <w:lang w:val="en-IN"/>
         </w:rPr>
-        <w:t xml:space="preserve"> stands at 42.50 min/day, while my unallocated free time (</w:t>
+        <w:t>routine,</w:t>
       </w:r>
       <w:r>
         <w:rPr>
-          <w:b/>
-          <w:bCs/>
-          <w:sz w:val="24"/>
-          <w:szCs w:val="24"/>
+          <w:rFonts w:ascii="Aptos" w:eastAsiaTheme="minorEastAsia" w:hAnsi="Aptos" w:cstheme="minorBidi"/>
+          <w:b w:val="0"/>
+          <w:bCs w:val="0"/>
+          <w:color w:val="auto"/>
           <w:u w:val="thick"/>
           <w:lang w:val="en-IN"/>
         </w:rPr>
-        <w:t>ABI</w:t>
+        <w:t xml:space="preserve"> it is necessary that I use 20 to 30 minutes of my idle time to do some physical activity making it around 60 minutes of physical activity per day. </w:t>
       </w:r>
       <w:r>
         <w:rPr>
-          <w:sz w:val="24"/>
-          <w:szCs w:val="24"/>
+          <w:rFonts w:ascii="Aptos" w:eastAsiaTheme="minorEastAsia" w:hAnsi="Aptos" w:cstheme="minorBidi"/>
+          <w:b w:val="0"/>
+          <w:bCs w:val="0"/>
+          <w:color w:val="auto"/>
           <w:u w:val="thick"/>
           <w:lang w:val="en-IN"/>
         </w:rPr>
-        <w:t xml:space="preserve">) averages 304.75 min/day. To achieve better daily balance, I intend to convert at least 30 to 45 minutes of this unaccounted time into structured physical workouts, raising my average fitness time closer to 60 minutes daily. </w:t>
+        <w:t>Also,</w:t>
       </w:r>
-    </w:p>
-    <w:p>
-      <w:pPr>
-        <w:jc w:val="both"/>
-        <w:rPr>
-          <w:sz w:val="24"/>
-          <w:szCs w:val="24"/>
-          <w:u w:val="thick"/>
-        </w:rPr>
-      </w:pPr>
       <w:r>
         <w:rPr>
-          <w:sz w:val="24"/>
-          <w:szCs w:val="24"/>
+          <w:rFonts w:ascii="Aptos" w:eastAsiaTheme="minorEastAsia" w:hAnsi="Aptos" w:cstheme="minorBidi"/>
+          <w:b w:val="0"/>
+          <w:bCs w:val="0"/>
+          <w:color w:val="auto"/>
           <w:u w:val="thick"/>
           <w:lang w:val="en-IN"/>
         </w:rPr>
-        <w:t xml:space="preserve">Secondly, to eliminate energy fluctuations on heavy class days, I will establish a consistent night sleep schedule targeting a strict minimum of 480 minutes (8 hours) of rest. This will stabilize my daily energy scores and boost my overall </w:t>
+        <w:t xml:space="preserve"> in order to balance my energies for the day when there are </w:t>
       </w:r>
       <w:r>
         <w:rPr>
-          <w:b/>
-          <w:bCs/>
-          <w:sz w:val="24"/>
-          <w:szCs w:val="24"/>
+          <w:rFonts w:ascii="Aptos" w:eastAsiaTheme="minorEastAsia" w:hAnsi="Aptos" w:cstheme="minorBidi"/>
+          <w:b w:val="0"/>
+          <w:bCs w:val="0"/>
+          <w:color w:val="auto"/>
           <w:u w:val="thick"/>
           <w:lang w:val="en-IN"/>
         </w:rPr>
-        <w:t>Experience Index (EI)</w:t>
+        <w:t>lectures,</w:t>
       </w:r>
       <w:r>
         <w:rPr>
-          <w:sz w:val="24"/>
-          <w:szCs w:val="24"/>
+          <w:rFonts w:ascii="Aptos" w:eastAsiaTheme="minorEastAsia" w:hAnsi="Aptos" w:cstheme="minorBidi"/>
+          <w:b w:val="0"/>
+          <w:bCs w:val="0"/>
+          <w:color w:val="auto"/>
           <w:u w:val="thick"/>
           <w:lang w:val="en-IN"/>
         </w:rPr>
-        <w:t xml:space="preserve"> from 3.37 toward 4.0+. Lastly, I plan to structure my daily free time by scheduling fixed 60-minute blocks for skill development and reading, thereby reducing idle, unaccounted hours and maximizing overall time utilization (</w:t>
-      </w:r>
-      <w:r>
-        <w:rPr>
-          <w:b/>
-          <w:bCs/>
-          <w:sz w:val="24"/>
-          <w:szCs w:val="24"/>
-          <w:u w:val="thick"/>
-          <w:lang w:val="en-IN"/>
-        </w:rPr>
-        <w:t>TUI</w:t>
-      </w:r>
-      <w:r>
-        <w:rPr>
-          <w:sz w:val="24"/>
-          <w:szCs w:val="24"/>
-          <w:u w:val="thick"/>
-          <w:lang w:val="en-IN"/>
-        </w:rPr>
-        <w:t>).</w:t>
+        <w:t xml:space="preserve"> I will be focusing on sleep for a total of 480 minutes (8 hours) of sleep as opposed to the current average of 450.83 minutes. In addition to this I will work on increasing my Experience Index (EI) from 3.34, to 4.0+.</w:t>
       </w:r>
     </w:p>
     <w:p>
@@ -3571,7 +3562,7 @@
                 <w:sz w:val="24"/>
                 <w:szCs w:val="32"/>
               </w:rPr>
-              <w:t>30</w:t>
+              <w:t>4</w:t>
             </w:r>
             <w:r>
               <w:rPr>
@@ -3585,8 +3576,23 @@
               <w:rPr>
                 <w:sz w:val="24"/>
                 <w:szCs w:val="32"/>
-              </w:rPr>
-              <w:t xml:space="preserve"> September 2026</w:t>
+                <w:vertAlign w:val="superscript"/>
+              </w:rPr>
+              <w:t xml:space="preserve"> </w:t>
+            </w:r>
+            <w:r>
+              <w:rPr>
+                <w:sz w:val="24"/>
+                <w:szCs w:val="32"/>
+              </w:rPr>
+              <w:t>October</w:t>
+            </w:r>
+            <w:r>
+              <w:rPr>
+                <w:sz w:val="24"/>
+                <w:szCs w:val="32"/>
+              </w:rPr>
+              <w:t xml:space="preserve"> 2026</w:t>
             </w:r>
           </w:p>
         </w:tc>

--- a/MinorProjectReport.docx
+++ b/MinorProjectReport.docx
@@ -2849,7 +2849,7 @@
                 <w:szCs w:val="28"/>
                 <w:lang w:val="en-IN"/>
               </w:rPr>
-              <w:t>10 days with &gt;=2 hrs self-study resulted in Satisfied/Highly Satisfied ratings.</w:t>
+              <w:t>15 days with &gt;=2 hrs self-study resulted in Very Satisfied/Satisfied ratings.</w:t>
             </w:r>
           </w:p>
         </w:tc>
@@ -3065,7 +3065,7 @@
                 <w:szCs w:val="28"/>
                 <w:lang w:val="en-IN"/>
               </w:rPr>
-              <w:t>18 days with &gt;=30 mins fitness time correlated with positive day feeling ratings.</w:t>
+              <w:t>26 days with &gt;=30 mins fitness time correlated with positive day feelings in Excellent/Good ratings.</w:t>
             </w:r>
           </w:p>
         </w:tc>
@@ -3126,16 +3126,7 @@
           <w:u w:val="thick"/>
           <w:lang w:val="en-IN"/>
         </w:rPr>
-        <w:t>Analysing</w:t>
-      </w:r>
-      <w:r>
-        <w:rPr>
-          <w:sz w:val="28"/>
-          <w:szCs w:val="28"/>
-          <w:u w:val="thick"/>
-          <w:lang w:val="en-IN"/>
-        </w:rPr>
-        <w:t xml:space="preserve"> the data for 36 days gave me a vivid and realistic picture of my daily routine being an MCA student. On an average basis, I spend more than 3.7 hours per day developing myself technically by dedicating 106.67 minutes to programming and 119.58 minutes to self-study, and 194.44 minutes in attending classes. My analysis of the data shows that there is a direct relationship between my technical activities and the mood that I have throughout the day, since reaching 100 minutes of programming or two hours of study increased my satisfaction rating on 10 to 16 days. My sleep takes 450.83 minutes (7.5 hours) per day, while physical activity takes 37.08 minutes, providing me with sufficient energy and good mood. Unfortunately, numerous classes lead to certain trade-offs and limit my free time greatly.</w:t>
+        <w:t>Analysing the data for 36 days gave me a vivid and realistic picture of my daily routine being an MCA student. On an average basis, I spend more than 3.7 hours per day developing myself technically by dedicating 106.67 minutes to programming and 119.58 minutes to self-study, and 194.44 minutes in attending classes. My analysis of the data shows that there is a direct relationship between my technical activities and the mood that I have throughout the day, since reaching 100 minutes of programming or two hours of study increased my satisfaction rating on 10 to 16 days. My sleep takes 450.83 minutes (7.5 hours) per day, while physical activity takes 37.08 minutes, providing me with sufficient energy and good mood. Unfortunately, numerous classes lead to certain trade-offs and limit my free time greatly.</w:t>
       </w:r>
     </w:p>
     <w:p>
@@ -3261,73 +3252,7 @@
           <w:u w:val="thick"/>
           <w:lang w:val="en-IN"/>
         </w:rPr>
-        <w:t xml:space="preserve">). In order to create a </w:t>
-      </w:r>
-      <w:r>
-        <w:rPr>
-          <w:rFonts w:ascii="Aptos" w:eastAsiaTheme="minorEastAsia" w:hAnsi="Aptos" w:cstheme="minorBidi"/>
-          <w:b w:val="0"/>
-          <w:bCs w:val="0"/>
-          <w:color w:val="auto"/>
-          <w:u w:val="thick"/>
-          <w:lang w:val="en-IN"/>
-        </w:rPr>
-        <w:t>routine,</w:t>
-      </w:r>
-      <w:r>
-        <w:rPr>
-          <w:rFonts w:ascii="Aptos" w:eastAsiaTheme="minorEastAsia" w:hAnsi="Aptos" w:cstheme="minorBidi"/>
-          <w:b w:val="0"/>
-          <w:bCs w:val="0"/>
-          <w:color w:val="auto"/>
-          <w:u w:val="thick"/>
-          <w:lang w:val="en-IN"/>
-        </w:rPr>
-        <w:t xml:space="preserve"> it is necessary that I use 20 to 30 minutes of my idle time to do some physical activity making it around 60 minutes of physical activity per day. </w:t>
-      </w:r>
-      <w:r>
-        <w:rPr>
-          <w:rFonts w:ascii="Aptos" w:eastAsiaTheme="minorEastAsia" w:hAnsi="Aptos" w:cstheme="minorBidi"/>
-          <w:b w:val="0"/>
-          <w:bCs w:val="0"/>
-          <w:color w:val="auto"/>
-          <w:u w:val="thick"/>
-          <w:lang w:val="en-IN"/>
-        </w:rPr>
-        <w:t>Also,</w:t>
-      </w:r>
-      <w:r>
-        <w:rPr>
-          <w:rFonts w:ascii="Aptos" w:eastAsiaTheme="minorEastAsia" w:hAnsi="Aptos" w:cstheme="minorBidi"/>
-          <w:b w:val="0"/>
-          <w:bCs w:val="0"/>
-          <w:color w:val="auto"/>
-          <w:u w:val="thick"/>
-          <w:lang w:val="en-IN"/>
-        </w:rPr>
-        <w:t xml:space="preserve"> in order to balance my energies for the day when there are </w:t>
-      </w:r>
-      <w:r>
-        <w:rPr>
-          <w:rFonts w:ascii="Aptos" w:eastAsiaTheme="minorEastAsia" w:hAnsi="Aptos" w:cstheme="minorBidi"/>
-          <w:b w:val="0"/>
-          <w:bCs w:val="0"/>
-          <w:color w:val="auto"/>
-          <w:u w:val="thick"/>
-          <w:lang w:val="en-IN"/>
-        </w:rPr>
-        <w:t>lectures,</w:t>
-      </w:r>
-      <w:r>
-        <w:rPr>
-          <w:rFonts w:ascii="Aptos" w:eastAsiaTheme="minorEastAsia" w:hAnsi="Aptos" w:cstheme="minorBidi"/>
-          <w:b w:val="0"/>
-          <w:bCs w:val="0"/>
-          <w:color w:val="auto"/>
-          <w:u w:val="thick"/>
-          <w:lang w:val="en-IN"/>
-        </w:rPr>
-        <w:t xml:space="preserve"> I will be focusing on sleep for a total of 480 minutes (8 hours) of sleep as opposed to the current average of 450.83 minutes. In addition to this I will work on increasing my Experience Index (EI) from 3.34, to 4.0+.</w:t>
+        <w:t>). In order to create a routine, it is necessary that I use 20 to 30 minutes of my idle time to do some physical activity making it around 60 minutes of physical activity per day. Also, in order to balance my energies for the day when there are lectures, I will be focusing on sleep for a total of 480 minutes (8 hours) of sleep as opposed to the current average of 450.83 minutes. In addition to this I will work on increasing my Experience Index (EI) from 3.34, to 4.0+.</w:t>
       </w:r>
     </w:p>
     <w:p>
